--- a/assets/documentos/fpj6-plantilla-aprehendido.docx
+++ b/assets/documentos/fpj6-plantilla-aprehendido.docx
@@ -2843,7 +2843,7 @@
                 <w:sz w:val="20"/>
                 <w:szCs w:val="20"/>
               </w:rPr>
-              <w:t>ESTADO CIVIL</w:t>
+              <w:t>TELÉFONO DE LOS PADRES</w:t>
             </w:r>
           </w:p>
         </w:tc>
@@ -2878,7 +2878,7 @@
                 <w:sz w:val="20"/>
                 <w:szCs w:val="20"/>
               </w:rPr>
-              <w:t>{{ESTADO_CIVIL}}</w:t>
+              <w:t>{{PADRES_TELEFONO}}</w:t>
             </w:r>
           </w:p>
         </w:tc>
@@ -2914,7 +2914,7 @@
                 <w:sz w:val="20"/>
                 <w:szCs w:val="20"/>
               </w:rPr>
-              <w:t>OCUPACIÓN U OFICIO</w:t>
+              <w:t>ESTADO CIVIL</w:t>
             </w:r>
           </w:p>
         </w:tc>
@@ -2949,7 +2949,149 @@
                 <w:sz w:val="20"/>
                 <w:szCs w:val="20"/>
               </w:rPr>
+              <w:t>{{ESTADO_CIVIL}}</w:t>
+            </w:r>
+          </w:p>
+        </w:tc>
+      </w:tr>
+      <w:tr>
+        <w:trPr/>
+        <w:tc>
+          <w:tcPr>
+            <w:tcW w:w="2603" w:type="dxa"/>
+            <w:tcBorders>
+              <w:top w:val="single" w:sz="4" w:space="0" w:color="000000"/>
+              <w:start w:val="single" w:sz="4" w:space="0" w:color="000000"/>
+              <w:bottom w:val="single" w:sz="4" w:space="0" w:color="000000"/>
+              <w:end w:val="single" w:sz="4" w:space="0" w:color="000000"/>
+            </w:tcBorders>
+          </w:tcPr>
+          <w:p>
+            <w:pPr>
+              <w:pStyle w:val="Normal"/>
+              <w:tabs>
+                <w:tab w:val="clear" w:pos="708"/>
+                <w:tab w:val="left" w:pos="5280" w:leader="none"/>
+              </w:tabs>
+              <w:rPr>
+                <w:rFonts w:cs="Arial"/>
+                <w:sz w:val="20"/>
+                <w:szCs w:val="20"/>
+              </w:rPr>
+            </w:pPr>
+            <w:r>
+              <w:rPr>
+                <w:rFonts w:cs="Arial"/>
+                <w:sz w:val="20"/>
+                <w:szCs w:val="20"/>
+              </w:rPr>
+              <w:t>OCUPACIÓN U OFICIO</w:t>
+            </w:r>
+          </w:p>
+        </w:tc>
+        <w:tc>
+          <w:tcPr>
+            <w:tcW w:w="7935" w:type="dxa"/>
+            <w:gridSpan w:val="3"/>
+            <w:tcBorders>
+              <w:top w:val="single" w:sz="4" w:space="0" w:color="000000"/>
+              <w:start w:val="single" w:sz="4" w:space="0" w:color="000000"/>
+              <w:bottom w:val="single" w:sz="4" w:space="0" w:color="000000"/>
+              <w:end w:val="single" w:sz="4" w:space="0" w:color="000000"/>
+            </w:tcBorders>
+          </w:tcPr>
+          <w:p>
+            <w:pPr>
+              <w:pStyle w:val="Normal"/>
+              <w:tabs>
+                <w:tab w:val="clear" w:pos="708"/>
+                <w:tab w:val="left" w:pos="5280" w:leader="none"/>
+              </w:tabs>
+              <w:snapToGrid w:val="false"/>
+              <w:rPr>
+                <w:rFonts w:cs="Arial"/>
+                <w:sz w:val="20"/>
+                <w:szCs w:val="20"/>
+              </w:rPr>
+            </w:pPr>
+            <w:r>
+              <w:rPr>
+                <w:rFonts w:cs="Arial"/>
+                <w:sz w:val="20"/>
+                <w:szCs w:val="20"/>
+              </w:rPr>
               <w:t>{{OCUPACION}}</w:t>
+            </w:r>
+          </w:p>
+        </w:tc>
+      </w:tr>
+      <w:tr>
+        <w:trPr/>
+        <w:tc>
+          <w:tcPr>
+            <w:tcW w:w="2603" w:type="dxa"/>
+            <w:tcBorders>
+              <w:top w:val="single" w:sz="4" w:space="0" w:color="000000"/>
+              <w:start w:val="single" w:sz="4" w:space="0" w:color="000000"/>
+              <w:bottom w:val="single" w:sz="4" w:space="0" w:color="000000"/>
+              <w:end w:val="single" w:sz="4" w:space="0" w:color="000000"/>
+            </w:tcBorders>
+          </w:tcPr>
+          <w:p>
+            <w:pPr>
+              <w:pStyle w:val="Normal"/>
+              <w:tabs>
+                <w:tab w:val="clear" w:pos="708"/>
+                <w:tab w:val="left" w:pos="5280" w:leader="none"/>
+              </w:tabs>
+              <w:rPr>
+                <w:rFonts w:cs="Arial"/>
+                <w:sz w:val="20"/>
+                <w:szCs w:val="20"/>
+              </w:rPr>
+            </w:pPr>
+            <w:r>
+              <w:rPr>
+                <w:rFonts w:cs="Arial"/>
+                <w:sz w:val="20"/>
+                <w:szCs w:val="20"/>
+              </w:rPr>
+              <w:t>ESCOLARIDAD</w:t>
+            </w:r>
+          </w:p>
+        </w:tc>
+        <w:tc>
+          <w:tcPr>
+            <w:tcW w:w="7935" w:type="dxa"/>
+            <w:gridSpan w:val="3"/>
+            <w:tcBorders>
+              <w:top w:val="single" w:sz="4" w:space="0" w:color="000000"/>
+              <w:start w:val="single" w:sz="4" w:space="0" w:color="000000"/>
+              <w:bottom w:val="single" w:sz="4" w:space="0" w:color="000000"/>
+              <w:end w:val="single" w:sz="4" w:space="0" w:color="000000"/>
+            </w:tcBorders>
+          </w:tcPr>
+          <w:p>
+            <w:pPr>
+              <w:pStyle w:val="Normal"/>
+              <w:tabs>
+                <w:tab w:val="clear" w:pos="708"/>
+                <w:tab w:val="left" w:pos="5280" w:leader="none"/>
+              </w:tabs>
+              <w:snapToGrid w:val="false"/>
+              <w:rPr>
+                <w:rFonts w:cs="Arial"/>
+                <w:sz w:val="20"/>
+                <w:szCs w:val="20"/>
+              </w:rPr>
+            </w:pPr>
+            <w:r>
+              <w:rPr>
+                <w:rFonts w:cs="Arial"/>
+                <w:sz w:val="20"/>
+                <w:szCs w:val="20"/>
+              </w:rPr>
+              <w:t>{{ESCOLARIDAD}}</w:t>
             </w:r>
           </w:p>
         </w:tc>
